--- a/question/0503. 下一个更大元素 II.docx
+++ b/question/0503. 下一个更大元素 II.docx
@@ -7,12 +7,12 @@
         <w:pStyle w:val="2"/>
         <w:bidi w:val="0"/>
         <w:rPr>
-          <w:rFonts w:hint="eastAsia" w:ascii="微软雅黑 Light" w:hAnsi="微软雅黑 Light" w:eastAsia="微软雅黑 Light" w:cs="微软雅黑 Light"/>
-        </w:rPr>
-      </w:pPr>
-      <w:r>
-        <w:rPr>
-          <w:rFonts w:hint="eastAsia" w:ascii="微软雅黑 Light" w:hAnsi="微软雅黑 Light" w:eastAsia="微软雅黑 Light" w:cs="微软雅黑 Light"/>
+          <w:rFonts w:hint="eastAsia" w:ascii="宋体" w:hAnsi="宋体" w:eastAsia="宋体" w:cs="宋体"/>
+        </w:rPr>
+      </w:pPr>
+      <w:r>
+        <w:rPr>
+          <w:rFonts w:hint="eastAsia" w:ascii="宋体" w:hAnsi="宋体" w:eastAsia="宋体" w:cs="宋体"/>
         </w:rPr>
         <w:t>下一个更大元素 II</w:t>
       </w:r>
@@ -22,13 +22,13 @@
         <w:pStyle w:val="3"/>
         <w:bidi w:val="0"/>
         <w:rPr>
-          <w:rFonts w:hint="eastAsia" w:ascii="微软雅黑 Light" w:hAnsi="微软雅黑 Light" w:eastAsia="微软雅黑 Light" w:cs="微软雅黑 Light"/>
-          <w:lang w:val="en-US" w:eastAsia="zh-CN"/>
-        </w:rPr>
-      </w:pPr>
-      <w:r>
-        <w:rPr>
-          <w:rFonts w:hint="eastAsia" w:ascii="微软雅黑 Light" w:hAnsi="微软雅黑 Light" w:eastAsia="微软雅黑 Light" w:cs="微软雅黑 Light"/>
+          <w:rFonts w:hint="eastAsia"/>
+          <w:lang w:val="en-US" w:eastAsia="zh-CN"/>
+        </w:rPr>
+      </w:pPr>
+      <w:r>
+        <w:rPr>
+          <w:rFonts w:hint="eastAsia"/>
           <w:lang w:val="en-US" w:eastAsia="zh-CN"/>
         </w:rPr>
         <w:t>难度：中等</w:t>
@@ -39,13 +39,13 @@
         <w:pStyle w:val="3"/>
         <w:bidi w:val="0"/>
         <w:rPr>
-          <w:rFonts w:hint="eastAsia" w:ascii="微软雅黑 Light" w:hAnsi="微软雅黑 Light" w:eastAsia="微软雅黑 Light" w:cs="微软雅黑 Light"/>
-          <w:lang w:val="en-US" w:eastAsia="zh-CN"/>
-        </w:rPr>
-      </w:pPr>
-      <w:r>
-        <w:rPr>
-          <w:rFonts w:hint="eastAsia" w:ascii="微软雅黑 Light" w:hAnsi="微软雅黑 Light" w:eastAsia="微软雅黑 Light" w:cs="微软雅黑 Light"/>
+          <w:rFonts w:hint="eastAsia"/>
+          <w:lang w:val="en-US" w:eastAsia="zh-CN"/>
+        </w:rPr>
+      </w:pPr>
+      <w:r>
+        <w:rPr>
+          <w:rFonts w:hint="eastAsia"/>
           <w:lang w:val="en-US" w:eastAsia="zh-CN"/>
         </w:rPr>
         <w:t>题目</w:t>
@@ -55,12 +55,12 @@
       <w:pPr>
         <w:bidi w:val="0"/>
         <w:rPr>
-          <w:rFonts w:hint="eastAsia" w:ascii="微软雅黑 Light" w:hAnsi="微软雅黑 Light" w:eastAsia="微软雅黑 Light" w:cs="微软雅黑 Light"/>
-        </w:rPr>
-      </w:pPr>
-      <w:r>
-        <w:rPr>
-          <w:rFonts w:hint="eastAsia" w:ascii="微软雅黑 Light" w:hAnsi="微软雅黑 Light" w:eastAsia="微软雅黑 Light" w:cs="微软雅黑 Light"/>
+          <w:rFonts w:hint="eastAsia" w:ascii="宋体" w:hAnsi="宋体" w:eastAsia="宋体" w:cs="宋体"/>
+        </w:rPr>
+      </w:pPr>
+      <w:r>
+        <w:rPr>
+          <w:rFonts w:hint="eastAsia" w:ascii="宋体" w:hAnsi="宋体" w:eastAsia="宋体" w:cs="宋体"/>
         </w:rPr>
         <w:t>给定一个循环数组（最后一个元素的下一个元素是数组的第一个元素），输出每个元素的下一个更大元素。数字 x 的下一个更大的元素是按数组遍历顺序，这个数字之后的第一个比它更大的数，这意味着你应该循环地搜索它的下一个更大的数。如果不存在，则输出 -1。</w:t>
       </w:r>
@@ -70,13 +70,13 @@
         <w:pStyle w:val="3"/>
         <w:bidi w:val="0"/>
         <w:rPr>
-          <w:rFonts w:hint="eastAsia" w:ascii="微软雅黑 Light" w:hAnsi="微软雅黑 Light" w:eastAsia="微软雅黑 Light" w:cs="微软雅黑 Light"/>
-          <w:lang w:val="en-US" w:eastAsia="zh-CN"/>
-        </w:rPr>
-      </w:pPr>
-      <w:r>
-        <w:rPr>
-          <w:rFonts w:hint="eastAsia" w:ascii="微软雅黑 Light" w:hAnsi="微软雅黑 Light" w:eastAsia="微软雅黑 Light" w:cs="微软雅黑 Light"/>
+          <w:rFonts w:hint="eastAsia"/>
+          <w:lang w:val="en-US" w:eastAsia="zh-CN"/>
+        </w:rPr>
+      </w:pPr>
+      <w:r>
+        <w:rPr>
+          <w:rFonts w:hint="eastAsia"/>
           <w:lang w:val="en-US" w:eastAsia="zh-CN"/>
         </w:rPr>
         <w:t>示例</w:t>
@@ -86,12 +86,12 @@
       <w:pPr>
         <w:bidi w:val="0"/>
         <w:rPr>
-          <w:rFonts w:hint="eastAsia" w:ascii="微软雅黑 Light" w:hAnsi="微软雅黑 Light" w:eastAsia="微软雅黑 Light" w:cs="微软雅黑 Light"/>
-        </w:rPr>
-      </w:pPr>
-      <w:r>
-        <w:rPr>
-          <w:rFonts w:hint="eastAsia" w:ascii="微软雅黑 Light" w:hAnsi="微软雅黑 Light" w:eastAsia="微软雅黑 Light" w:cs="微软雅黑 Light"/>
+          <w:rFonts w:hint="eastAsia" w:ascii="宋体" w:hAnsi="宋体" w:eastAsia="宋体" w:cs="宋体"/>
+        </w:rPr>
+      </w:pPr>
+      <w:r>
+        <w:rPr>
+          <w:rFonts w:hint="eastAsia" w:ascii="宋体" w:hAnsi="宋体" w:eastAsia="宋体" w:cs="宋体"/>
         </w:rPr>
         <w:t>示例 1:</w:t>
       </w:r>
@@ -100,12 +100,12 @@
       <w:pPr>
         <w:bidi w:val="0"/>
         <w:rPr>
-          <w:rFonts w:hint="eastAsia" w:ascii="微软雅黑 Light" w:hAnsi="微软雅黑 Light" w:eastAsia="微软雅黑 Light" w:cs="微软雅黑 Light"/>
-        </w:rPr>
-      </w:pPr>
-      <w:r>
-        <w:rPr>
-          <w:rFonts w:hint="eastAsia" w:ascii="微软雅黑 Light" w:hAnsi="微软雅黑 Light" w:eastAsia="微软雅黑 Light" w:cs="微软雅黑 Light"/>
+          <w:rFonts w:hint="eastAsia" w:ascii="宋体" w:hAnsi="宋体" w:eastAsia="宋体" w:cs="宋体"/>
+        </w:rPr>
+      </w:pPr>
+      <w:r>
+        <w:rPr>
+          <w:rFonts w:hint="eastAsia" w:ascii="宋体" w:hAnsi="宋体" w:eastAsia="宋体" w:cs="宋体"/>
         </w:rPr>
         <w:t>输入: [1,2,1]</w:t>
       </w:r>
@@ -114,12 +114,12 @@
       <w:pPr>
         <w:bidi w:val="0"/>
         <w:rPr>
-          <w:rFonts w:hint="eastAsia" w:ascii="微软雅黑 Light" w:hAnsi="微软雅黑 Light" w:eastAsia="微软雅黑 Light" w:cs="微软雅黑 Light"/>
-        </w:rPr>
-      </w:pPr>
-      <w:r>
-        <w:rPr>
-          <w:rFonts w:hint="eastAsia" w:ascii="微软雅黑 Light" w:hAnsi="微软雅黑 Light" w:eastAsia="微软雅黑 Light" w:cs="微软雅黑 Light"/>
+          <w:rFonts w:hint="eastAsia" w:ascii="宋体" w:hAnsi="宋体" w:eastAsia="宋体" w:cs="宋体"/>
+        </w:rPr>
+      </w:pPr>
+      <w:r>
+        <w:rPr>
+          <w:rFonts w:hint="eastAsia" w:ascii="宋体" w:hAnsi="宋体" w:eastAsia="宋体" w:cs="宋体"/>
         </w:rPr>
         <w:t>输出: [2,-1,2]</w:t>
       </w:r>
@@ -128,12 +128,12 @@
       <w:pPr>
         <w:bidi w:val="0"/>
         <w:rPr>
-          <w:rFonts w:hint="eastAsia" w:ascii="微软雅黑 Light" w:hAnsi="微软雅黑 Light" w:eastAsia="微软雅黑 Light" w:cs="微软雅黑 Light"/>
-        </w:rPr>
-      </w:pPr>
-      <w:r>
-        <w:rPr>
-          <w:rFonts w:hint="eastAsia" w:ascii="微软雅黑 Light" w:hAnsi="微软雅黑 Light" w:eastAsia="微软雅黑 Light" w:cs="微软雅黑 Light"/>
+          <w:rFonts w:hint="eastAsia" w:ascii="宋体" w:hAnsi="宋体" w:eastAsia="宋体" w:cs="宋体"/>
+        </w:rPr>
+      </w:pPr>
+      <w:r>
+        <w:rPr>
+          <w:rFonts w:hint="eastAsia" w:ascii="宋体" w:hAnsi="宋体" w:eastAsia="宋体" w:cs="宋体"/>
         </w:rPr>
         <w:t>解释: 第一个 1 的下一个更大的数是 2；</w:t>
       </w:r>
@@ -142,12 +142,12 @@
       <w:pPr>
         <w:bidi w:val="0"/>
         <w:rPr>
-          <w:rFonts w:hint="eastAsia" w:ascii="微软雅黑 Light" w:hAnsi="微软雅黑 Light" w:eastAsia="微软雅黑 Light" w:cs="微软雅黑 Light"/>
-        </w:rPr>
-      </w:pPr>
-      <w:r>
-        <w:rPr>
-          <w:rFonts w:hint="eastAsia" w:ascii="微软雅黑 Light" w:hAnsi="微软雅黑 Light" w:eastAsia="微软雅黑 Light" w:cs="微软雅黑 Light"/>
+          <w:rFonts w:hint="eastAsia" w:ascii="宋体" w:hAnsi="宋体" w:eastAsia="宋体" w:cs="宋体"/>
+        </w:rPr>
+      </w:pPr>
+      <w:r>
+        <w:rPr>
+          <w:rFonts w:hint="eastAsia" w:ascii="宋体" w:hAnsi="宋体" w:eastAsia="宋体" w:cs="宋体"/>
         </w:rPr>
         <w:t xml:space="preserve">数字 2 找不到下一个更大的数； </w:t>
       </w:r>
@@ -156,12 +156,12 @@
       <w:pPr>
         <w:bidi w:val="0"/>
         <w:rPr>
-          <w:rFonts w:hint="eastAsia" w:ascii="微软雅黑 Light" w:hAnsi="微软雅黑 Light" w:eastAsia="微软雅黑 Light" w:cs="微软雅黑 Light"/>
-        </w:rPr>
-      </w:pPr>
-      <w:r>
-        <w:rPr>
-          <w:rFonts w:hint="eastAsia" w:ascii="微软雅黑 Light" w:hAnsi="微软雅黑 Light" w:eastAsia="微软雅黑 Light" w:cs="微软雅黑 Light"/>
+          <w:rFonts w:hint="eastAsia" w:ascii="宋体" w:hAnsi="宋体" w:eastAsia="宋体" w:cs="宋体"/>
+        </w:rPr>
+      </w:pPr>
+      <w:r>
+        <w:rPr>
+          <w:rFonts w:hint="eastAsia" w:ascii="宋体" w:hAnsi="宋体" w:eastAsia="宋体" w:cs="宋体"/>
         </w:rPr>
         <w:t>第二个 1 的下一个最大的数需要循环搜索，结果也是 2。</w:t>
       </w:r>
@@ -171,13 +171,13 @@
         <w:pStyle w:val="3"/>
         <w:bidi w:val="0"/>
         <w:rPr>
-          <w:rFonts w:hint="eastAsia" w:ascii="微软雅黑 Light" w:hAnsi="微软雅黑 Light" w:eastAsia="微软雅黑 Light" w:cs="微软雅黑 Light"/>
-          <w:lang w:val="en-US" w:eastAsia="zh-CN"/>
-        </w:rPr>
-      </w:pPr>
-      <w:r>
-        <w:rPr>
-          <w:rFonts w:hint="eastAsia" w:ascii="微软雅黑 Light" w:hAnsi="微软雅黑 Light" w:eastAsia="微软雅黑 Light" w:cs="微软雅黑 Light"/>
+          <w:rFonts w:hint="eastAsia"/>
+          <w:lang w:val="en-US" w:eastAsia="zh-CN"/>
+        </w:rPr>
+      </w:pPr>
+      <w:r>
+        <w:rPr>
+          <w:rFonts w:hint="eastAsia"/>
           <w:lang w:val="en-US" w:eastAsia="zh-CN"/>
         </w:rPr>
         <w:t>提示</w:t>
@@ -187,12 +187,12 @@
       <w:pPr>
         <w:bidi w:val="0"/>
         <w:rPr>
-          <w:rFonts w:hint="eastAsia" w:ascii="微软雅黑 Light" w:hAnsi="微软雅黑 Light" w:eastAsia="微软雅黑 Light" w:cs="微软雅黑 Light"/>
-        </w:rPr>
-      </w:pPr>
-      <w:r>
-        <w:rPr>
-          <w:rFonts w:hint="eastAsia" w:ascii="微软雅黑 Light" w:hAnsi="微软雅黑 Light" w:eastAsia="微软雅黑 Light" w:cs="微软雅黑 Light"/>
+          <w:rFonts w:hint="eastAsia" w:ascii="宋体" w:hAnsi="宋体" w:eastAsia="宋体" w:cs="宋体"/>
+        </w:rPr>
+      </w:pPr>
+      <w:r>
+        <w:rPr>
+          <w:rFonts w:hint="eastAsia" w:ascii="宋体" w:hAnsi="宋体" w:eastAsia="宋体" w:cs="宋体"/>
         </w:rPr>
         <w:t>注意: 输入数组的长度不会超过 10000。</w:t>
       </w:r>
@@ -202,17 +202,19 @@
         <w:pStyle w:val="3"/>
         <w:bidi w:val="0"/>
         <w:rPr>
-          <w:rFonts w:hint="eastAsia" w:ascii="微软雅黑 Light" w:hAnsi="微软雅黑 Light" w:eastAsia="微软雅黑 Light" w:cs="微软雅黑 Light"/>
-          <w:lang w:val="en-US" w:eastAsia="zh-CN"/>
-        </w:rPr>
-      </w:pPr>
-      <w:r>
-        <w:rPr>
-          <w:rFonts w:hint="eastAsia" w:ascii="微软雅黑 Light" w:hAnsi="微软雅黑 Light" w:eastAsia="微软雅黑 Light" w:cs="微软雅黑 Light"/>
+          <w:rFonts w:hint="eastAsia"/>
+          <w:lang w:val="en-US" w:eastAsia="zh-CN"/>
+        </w:rPr>
+      </w:pPr>
+      <w:r>
+        <w:rPr>
+          <w:rFonts w:hint="eastAsia"/>
           <w:lang w:val="en-US" w:eastAsia="zh-CN"/>
         </w:rPr>
         <w:t>题解</w:t>
       </w:r>
+      <w:bookmarkStart w:id="0" w:name="_GoBack"/>
+      <w:bookmarkEnd w:id="0"/>
     </w:p>
     <w:p>
       <w:pPr>
@@ -223,22 +225,14 @@
         <w:suppressLineNumbers w:val="0"/>
         <w:rPr>
           <w:rStyle w:val="7"/>
-          <w:rFonts w:hint="eastAsia" w:ascii="微软雅黑 Light" w:hAnsi="微软雅黑 Light" w:eastAsia="微软雅黑 Light" w:cs="微软雅黑 Light"/>
-        </w:rPr>
-      </w:pPr>
-      <w:r>
-        <w:rPr>
-          <w:rFonts w:hint="eastAsia" w:ascii="微软雅黑 Light" w:hAnsi="微软雅黑 Light" w:eastAsia="微软雅黑 Light" w:cs="微软雅黑 Light"/>
-        </w:rPr>
-        <w:t>单调栈,使用一个非递增的</w:t>
-      </w:r>
-      <w:bookmarkStart w:id="0" w:name="_GoBack"/>
-      <w:bookmarkEnd w:id="0"/>
-      <w:r>
-        <w:rPr>
-          <w:rFonts w:hint="eastAsia" w:ascii="微软雅黑 Light" w:hAnsi="微软雅黑 Light" w:eastAsia="微软雅黑 Light" w:cs="微软雅黑 Light"/>
-        </w:rPr>
-        <w:t>单调栈，存储数组的下标。</w:t>
+          <w:rFonts w:hint="eastAsia" w:ascii="宋体" w:hAnsi="宋体" w:eastAsia="宋体" w:cs="宋体"/>
+        </w:rPr>
+      </w:pPr>
+      <w:r>
+        <w:rPr>
+          <w:rFonts w:hint="eastAsia" w:ascii="宋体" w:hAnsi="宋体" w:eastAsia="宋体" w:cs="宋体"/>
+        </w:rPr>
+        <w:t>单调栈,使用一个非递增的单调栈，存储数组的下标。</w:t>
       </w:r>
     </w:p>
     <w:p>
@@ -250,12 +244,12 @@
         <w:suppressLineNumbers w:val="0"/>
         <w:rPr>
           <w:rStyle w:val="7"/>
-          <w:rFonts w:hint="eastAsia" w:ascii="微软雅黑 Light" w:hAnsi="微软雅黑 Light" w:eastAsia="微软雅黑 Light" w:cs="微软雅黑 Light"/>
-        </w:rPr>
-      </w:pPr>
-      <w:r>
-        <w:rPr>
-          <w:rFonts w:hint="eastAsia" w:ascii="微软雅黑 Light" w:hAnsi="微软雅黑 Light" w:eastAsia="微软雅黑 Light" w:cs="微软雅黑 Light"/>
+          <w:rFonts w:hint="eastAsia" w:ascii="宋体" w:hAnsi="宋体" w:eastAsia="宋体" w:cs="宋体"/>
+        </w:rPr>
+      </w:pPr>
+      <w:r>
+        <w:rPr>
+          <w:rFonts w:hint="eastAsia" w:ascii="宋体" w:hAnsi="宋体" w:eastAsia="宋体" w:cs="宋体"/>
         </w:rPr>
         <w:t>当遇到元素大于栈顶下标对应元素的时候，栈顶下标对应元素的下一个最大值已经是这个元素，弹出栈顶元素，记录大于它的值</w:t>
       </w:r>
@@ -269,12 +263,12 @@
         <w:suppressLineNumbers w:val="0"/>
         <w:rPr>
           <w:rStyle w:val="7"/>
-          <w:rFonts w:hint="eastAsia" w:ascii="微软雅黑 Light" w:hAnsi="微软雅黑 Light" w:eastAsia="微软雅黑 Light" w:cs="微软雅黑 Light"/>
-        </w:rPr>
-      </w:pPr>
-      <w:r>
-        <w:rPr>
-          <w:rFonts w:hint="eastAsia" w:ascii="微软雅黑 Light" w:hAnsi="微软雅黑 Light" w:eastAsia="微软雅黑 Light" w:cs="微软雅黑 Light"/>
+          <w:rFonts w:hint="eastAsia" w:ascii="宋体" w:hAnsi="宋体" w:eastAsia="宋体" w:cs="宋体"/>
+        </w:rPr>
+      </w:pPr>
+      <w:r>
+        <w:rPr>
+          <w:rFonts w:hint="eastAsia" w:ascii="宋体" w:hAnsi="宋体" w:eastAsia="宋体" w:cs="宋体"/>
         </w:rPr>
         <w:t>我们需要循环两遍数组，因为题目中说是循环数组</w:t>
       </w:r>
@@ -288,12 +282,12 @@
         <w:suppressLineNumbers w:val="0"/>
         <w:rPr>
           <w:rStyle w:val="7"/>
-          <w:rFonts w:hint="eastAsia" w:ascii="微软雅黑 Light" w:hAnsi="微软雅黑 Light" w:eastAsia="微软雅黑 Light" w:cs="微软雅黑 Light"/>
-        </w:rPr>
-      </w:pPr>
-      <w:r>
-        <w:rPr>
-          <w:rFonts w:hint="eastAsia" w:ascii="微软雅黑 Light" w:hAnsi="微软雅黑 Light" w:eastAsia="微软雅黑 Light" w:cs="微软雅黑 Light"/>
+          <w:rFonts w:hint="eastAsia" w:ascii="宋体" w:hAnsi="宋体" w:eastAsia="宋体" w:cs="宋体"/>
+        </w:rPr>
+      </w:pPr>
+      <w:r>
+        <w:rPr>
+          <w:rFonts w:hint="eastAsia" w:ascii="宋体" w:hAnsi="宋体" w:eastAsia="宋体" w:cs="宋体"/>
         </w:rPr>
         <w:t>ans 数组初始设置为-1，数组中的最大元素在循环过程中，当它入栈的时候，栈一定是空的</w:t>
       </w:r>
@@ -306,12 +300,12 @@
         <w:widowControl/>
         <w:suppressLineNumbers w:val="0"/>
         <w:rPr>
-          <w:rFonts w:hint="eastAsia" w:ascii="微软雅黑 Light" w:hAnsi="微软雅黑 Light" w:eastAsia="微软雅黑 Light" w:cs="微软雅黑 Light"/>
-        </w:rPr>
-      </w:pPr>
-      <w:r>
-        <w:rPr>
-          <w:rFonts w:hint="eastAsia" w:ascii="微软雅黑 Light" w:hAnsi="微软雅黑 Light" w:eastAsia="微软雅黑 Light" w:cs="微软雅黑 Light"/>
+          <w:rFonts w:hint="eastAsia" w:ascii="宋体" w:hAnsi="宋体" w:eastAsia="宋体" w:cs="宋体"/>
+        </w:rPr>
+      </w:pPr>
+      <w:r>
+        <w:rPr>
+          <w:rFonts w:hint="eastAsia" w:ascii="宋体" w:hAnsi="宋体" w:eastAsia="宋体" w:cs="宋体"/>
         </w:rPr>
         <w:t>并且找不到大于它的元素，因此不会出栈，所以不会给ans中他对应下标处赋值</w:t>
       </w:r>
@@ -320,16 +314,16 @@
       <w:pPr>
         <w:bidi w:val="0"/>
         <w:rPr>
-          <w:rFonts w:hint="eastAsia" w:ascii="微软雅黑 Light" w:hAnsi="微软雅黑 Light" w:eastAsia="微软雅黑 Light" w:cs="微软雅黑 Light"/>
-          <w:lang w:val="en-US" w:eastAsia="zh-CN"/>
-        </w:rPr>
-      </w:pPr>
-    </w:p>
-    <w:p>
-      <w:pPr>
-        <w:bidi w:val="0"/>
-        <w:rPr>
-          <w:rFonts w:hint="eastAsia" w:ascii="微软雅黑 Light" w:hAnsi="微软雅黑 Light" w:eastAsia="微软雅黑 Light" w:cs="微软雅黑 Light"/>
+          <w:rFonts w:hint="eastAsia" w:ascii="宋体" w:hAnsi="宋体" w:eastAsia="宋体" w:cs="宋体"/>
+          <w:lang w:val="en-US" w:eastAsia="zh-CN"/>
+        </w:rPr>
+      </w:pPr>
+    </w:p>
+    <w:p>
+      <w:pPr>
+        <w:bidi w:val="0"/>
+        <w:rPr>
+          <w:rFonts w:hint="eastAsia" w:ascii="宋体" w:hAnsi="宋体" w:eastAsia="宋体" w:cs="宋体"/>
         </w:rPr>
       </w:pPr>
     </w:p>
@@ -456,7 +450,7 @@
     <w:lsdException w:unhideWhenUsed="0" w:uiPriority="0" w:semiHidden="0" w:name="HTML Sample"/>
     <w:lsdException w:unhideWhenUsed="0" w:uiPriority="0" w:semiHidden="0" w:name="HTML Typewriter"/>
     <w:lsdException w:unhideWhenUsed="0" w:uiPriority="0" w:semiHidden="0" w:name="HTML Variable"/>
-    <w:lsdException w:unhideWhenUsed="0" w:uiPriority="0" w:name="Normal Table"/>
+    <w:lsdException w:qFormat="1" w:unhideWhenUsed="0" w:uiPriority="0" w:name="Normal Table"/>
     <w:lsdException w:unhideWhenUsed="0" w:uiPriority="0" w:semiHidden="0" w:name="annotation subject"/>
     <w:lsdException w:unhideWhenUsed="0" w:uiPriority="0" w:semiHidden="0" w:name="Table Simple 1"/>
     <w:lsdException w:unhideWhenUsed="0" w:uiPriority="0" w:semiHidden="0" w:name="Table Simple 2"/>
@@ -663,6 +657,7 @@
   <w:style w:type="table" w:default="1" w:styleId="5">
     <w:name w:val="Normal Table"/>
     <w:semiHidden/>
+    <w:qFormat/>
     <w:uiPriority w:val="0"/>
     <w:tblPr>
       <w:tblCellMar>
